--- a/docs/Bilim_OS_шпаргалка_продажника.docx
+++ b/docs/Bilim_OS_шпаргалка_продажника.docx
@@ -1073,7 +1073,7 @@
         </w:rPr>
         <w:t xml:space="preserve">Ссылка: </w:t>
       </w:r>
-      <w:hyperlink w:history="1" r:id="rIdsbjrmgtfupnuwnj4ezxst">
+      <w:hyperlink w:history="1" r:id="rIdvjfndvxumgivzhdmg0rq_">
         <w:r>
           <w:rPr>
             <w:color w:val="E91E8C"/>

--- a/docs/Bilim_OS_шпаргалка_продажника.docx
+++ b/docs/Bilim_OS_шпаргалка_продажника.docx
@@ -1071,9 +1071,9 @@
           <w:sz w:val="22"/>
           <w:szCs w:val="22"/>
         </w:rPr>
-        <w:t xml:space="preserve">Ссылка: </w:t>
-      </w:r>
-      <w:hyperlink w:history="1" r:id="rIdvjfndvxumgivzhdmg0rq_">
+        <w:t xml:space="preserve">Вход в демо: </w:t>
+      </w:r>
+      <w:hyperlink w:history="1" r:id="rId_3lvqecgallyajcpu6kwn">
         <w:r>
           <w:rPr>
             <w:color w:val="E91E8C"/>
@@ -1081,7 +1081,7 @@
             <w:szCs w:val="22"/>
             <w:u w:val="single"/>
           </w:rPr>
-          <w:t xml:space="preserve">https://erudit-school.vercel.app</w:t>
+          <w:t xml:space="preserve">https://erudit-school.vercel.app/login</w:t>
         </w:r>
       </w:hyperlink>
       <w:r>
@@ -1101,6 +1101,35 @@
           <w:szCs w:val="22"/>
         </w:rPr>
         <w:t xml:space="preserve">erudit2025</w:t>
+      </w:r>
+    </w:p>
+    <w:p>
+      <w:pPr>
+        <w:spacing w:after="110" w:line="272"/>
+      </w:pPr>
+      <w:r>
+        <w:rPr>
+          <w:color w:val="666666"/>
+          <w:sz w:val="19"/>
+          <w:szCs w:val="19"/>
+        </w:rPr>
+        <w:t xml:space="preserve">На публичном сайте </w:t>
+      </w:r>
+      <w:r>
+        <w:rPr>
+          <w:color w:val="666666"/>
+          <w:sz w:val="19"/>
+          <w:szCs w:val="19"/>
+        </w:rPr>
+        <w:t xml:space="preserve">https://erudit-school.vercel.app</w:t>
+      </w:r>
+      <w:r>
+        <w:rPr>
+          <w:color w:val="666666"/>
+          <w:sz w:val="19"/>
+          <w:szCs w:val="19"/>
+        </w:rPr>
+        <w:t xml:space="preserve"> — жми кнопку «Смотреть демо».</w:t>
       </w:r>
     </w:p>
     <w:tbl>
